--- a/Backend/Ebio Backend/Inheritance-Calculation-Template.docx
+++ b/Backend/Ebio Backend/Inheritance-Calculation-Template.docx
@@ -8,14 +8,14 @@
         <w:spacing w:line="276" w:lineRule="auto"/>
         <w:jc w:val="center"/>
         <w:rPr>
-          <w:sz w:val="96"/>
-          <w:szCs w:val="96"/>
+          <w:sz w:val="52"/>
+          <w:szCs w:val="52"/>
         </w:rPr>
       </w:pPr>
       <w:r>
         <w:rPr>
-          <w:sz w:val="72"/>
-          <w:szCs w:val="72"/>
+          <w:sz w:val="48"/>
+          <w:szCs w:val="48"/>
         </w:rPr>
         <w:t>Warasat</w:t>
       </w:r>
@@ -36,20 +36,10 @@
           <w:rFonts w:ascii="Century Schoolbook" w:hAnsi="Century Schoolbook" w:cstheme="minorHAnsi"/>
           <w:b/>
           <w:bCs/>
-          <w:sz w:val="44"/>
-          <w:szCs w:val="44"/>
+          <w:sz w:val="32"/>
+          <w:szCs w:val="32"/>
         </w:rPr>
         <w:t>Islamic Inheritance Calculator</w:t>
-      </w:r>
-      <w:r>
-        <w:rPr>
-          <w:rFonts w:ascii="Century Schoolbook" w:hAnsi="Century Schoolbook" w:cstheme="minorHAnsi"/>
-          <w:b/>
-          <w:bCs/>
-          <w:sz w:val="40"/>
-          <w:szCs w:val="40"/>
-        </w:rPr>
-        <w:br/>
       </w:r>
     </w:p>
     <w:p>
@@ -59,8 +49,8 @@
           <w:rFonts w:ascii="Times New Roman" w:hAnsi="Times New Roman" w:cs="Times New Roman"/>
           <w:b/>
           <w:bCs/>
-          <w:sz w:val="44"/>
-          <w:szCs w:val="44"/>
+          <w:sz w:val="36"/>
+          <w:szCs w:val="36"/>
         </w:rPr>
       </w:pPr>
       <w:r>
@@ -68,8 +58,8 @@
           <w:rFonts w:ascii="Times New Roman" w:hAnsi="Times New Roman" w:cs="Times New Roman"/>
           <w:b/>
           <w:bCs/>
-          <w:sz w:val="44"/>
-          <w:szCs w:val="44"/>
+          <w:sz w:val="36"/>
+          <w:szCs w:val="36"/>
         </w:rPr>
         <w:t>Details</w:t>
       </w:r>
@@ -100,6 +90,7 @@
                 <w:szCs w:val="28"/>
               </w:rPr>
             </w:pPr>
+            <w:bookmarkStart w:id="0" w:name="_Hlk193553270"/>
             <w:r>
               <w:rPr>
                 <w:rFonts w:ascii="Times New Roman" w:hAnsi="Times New Roman" w:cs="Times New Roman"/>
@@ -164,6 +155,7 @@
           </w:p>
         </w:tc>
       </w:tr>
+      <w:bookmarkEnd w:id="0"/>
       <w:tr>
         <w:tc>
           <w:tcPr>
@@ -251,6 +243,66 @@
           </w:p>
         </w:tc>
       </w:tr>
+      <w:tr>
+        <w:tc>
+          <w:tcPr>
+            <w:tcW w:w="5562" w:type="dxa"/>
+          </w:tcPr>
+          <w:p>
+            <w:pPr>
+              <w:jc w:val="center"/>
+              <w:rPr>
+                <w:rFonts w:ascii="Times New Roman" w:hAnsi="Times New Roman" w:cs="Times New Roman"/>
+                <w:b/>
+                <w:bCs/>
+                <w:sz w:val="28"/>
+                <w:szCs w:val="28"/>
+              </w:rPr>
+            </w:pPr>
+            <w:r>
+              <w:rPr>
+                <w:rFonts w:ascii="Times New Roman" w:hAnsi="Times New Roman" w:cs="Times New Roman"/>
+                <w:b/>
+                <w:bCs/>
+                <w:sz w:val="28"/>
+                <w:szCs w:val="28"/>
+              </w:rPr>
+              <w:t>Gender</w:t>
+            </w:r>
+          </w:p>
+        </w:tc>
+        <w:tc>
+          <w:tcPr>
+            <w:tcW w:w="5562" w:type="dxa"/>
+          </w:tcPr>
+          <w:p>
+            <w:pPr>
+              <w:jc w:val="center"/>
+              <w:rPr>
+                <w:rFonts w:ascii="Times New Roman" w:hAnsi="Times New Roman" w:cs="Times New Roman"/>
+                <w:sz w:val="28"/>
+                <w:szCs w:val="28"/>
+              </w:rPr>
+            </w:pPr>
+            <w:r>
+              <w:rPr>
+                <w:rFonts w:ascii="Times New Roman" w:hAnsi="Times New Roman" w:cs="Times New Roman"/>
+                <w:sz w:val="28"/>
+                <w:szCs w:val="28"/>
+              </w:rPr>
+              <w:t>&lt;</w:t>
+            </w:r>
+            <w:r>
+              <w:rPr>
+                <w:rFonts w:ascii="Times New Roman" w:hAnsi="Times New Roman" w:cs="Times New Roman"/>
+                <w:sz w:val="28"/>
+                <w:szCs w:val="28"/>
+              </w:rPr>
+              <w:t>&lt;Gender&gt;&gt;</w:t>
+            </w:r>
+          </w:p>
+        </w:tc>
+      </w:tr>
     </w:tbl>
     <w:p>
       <w:pPr>
@@ -259,8 +311,8 @@
           <w:rFonts w:ascii="Times New Roman" w:hAnsi="Times New Roman" w:cs="Times New Roman"/>
           <w:b/>
           <w:bCs/>
-          <w:sz w:val="44"/>
-          <w:szCs w:val="44"/>
+          <w:sz w:val="36"/>
+          <w:szCs w:val="36"/>
         </w:rPr>
       </w:pPr>
       <w:r>
@@ -268,8 +320,8 @@
           <w:rFonts w:ascii="Times New Roman" w:hAnsi="Times New Roman" w:cs="Times New Roman"/>
           <w:b/>
           <w:bCs/>
-          <w:sz w:val="44"/>
-          <w:szCs w:val="44"/>
+          <w:sz w:val="36"/>
+          <w:szCs w:val="36"/>
         </w:rPr>
         <w:t>Asset Details</w:t>
       </w:r>
@@ -290,8 +342,8 @@
           <w:rFonts w:ascii="Times New Roman" w:hAnsi="Times New Roman" w:cs="Times New Roman"/>
           <w:b/>
           <w:bCs/>
-          <w:sz w:val="44"/>
-          <w:szCs w:val="44"/>
+          <w:sz w:val="36"/>
+          <w:szCs w:val="36"/>
         </w:rPr>
         <w:t>Heir Details</w:t>
       </w:r>
